--- a/weibull-clinical-dropout/manuscripts/weibull_5domain_comparison_JA.docx
+++ b/weibull-clinical-dropout/manuscripts/weibull_5domain_comparison_JA.docx
@@ -288,7 +288,7 @@
           </w:tcPr>
           <w:p>
             <w:r>
-              <w:t>0.856 (0.683-0.958)</w:t>
+              <w:t>0.857 (0.683-0.958)</w:t>
             </w:r>
           </w:p>
         </w:tc>
